--- a/TSLog.Yard.Tests/Documents/Тесты Двора.docx
+++ b/TSLog.Yard.Tests/Documents/Тесты Двора.docx
@@ -412,819 +412,830 @@
       <w:r>
         <w:t>например,</w:t>
       </w:r>
+      <w:r>
+        <w:t xml:space="preserve"> создание операции двора и изменение её состояний в процессе жизненного цикла). </w:t>
+      </w:r>
+      <w:r>
+        <w:t>Описывать что проверяет каждый конкретный тест я в этом документе не буду, что то есть в комментариях в исходном коде, что то достаточно очевидно по коду и не требует пояснений.</w:t>
+      </w:r>
+    </w:p>
+    <w:p/>
+    <w:p>
+      <w:pPr>
+        <w:rPr>
+          <w:b/>
+        </w:rPr>
+      </w:pPr>
+      <w:r>
+        <w:rPr>
+          <w:b/>
+        </w:rPr>
+        <w:t>Порядок работы</w:t>
+      </w:r>
+    </w:p>
+    <w:p>
+      <w:r>
+        <w:t xml:space="preserve">При работе тестов библиотека </w:t>
+      </w:r>
+      <w:r>
+        <w:rPr>
+          <w:b/>
+        </w:rPr>
+        <w:t>TSLog.Yard.Tests.dll</w:t>
+      </w:r>
+      <w:r>
+        <w:t xml:space="preserve"> (с тестами) подключается к тестовым базам данных.</w:t>
+      </w:r>
+      <w:r>
+        <w:t xml:space="preserve"> Таким образом мы тестируем не только функциональность классов </w:t>
+      </w:r>
+      <w:proofErr w:type="gramStart"/>
+      <w:r>
+        <w:rPr>
+          <w:b/>
+          <w:lang w:val="en-US"/>
+        </w:rPr>
+        <w:t>Storage</w:t>
+      </w:r>
+      <w:proofErr w:type="gramEnd"/>
+      <w:r>
+        <w:t xml:space="preserve"> </w:t>
+      </w:r>
+      <w:r>
+        <w:t>но и функциональность в БД</w:t>
+      </w:r>
+      <w:r>
+        <w:t xml:space="preserve"> (в частности логику работы хранимых процедур)</w:t>
+      </w:r>
+      <w:r>
+        <w:t>.</w:t>
+      </w:r>
+      <w:r>
+        <w:t xml:space="preserve"> Настройки подключения к тестовым БД находятся в файле настроек </w:t>
+      </w:r>
+      <w:proofErr w:type="spellStart"/>
+      <w:proofErr w:type="gramStart"/>
+      <w:r>
+        <w:rPr>
+          <w:b/>
+        </w:rPr>
+        <w:t>appsettings.json</w:t>
+      </w:r>
+      <w:proofErr w:type="spellEnd"/>
+      <w:proofErr w:type="gramEnd"/>
+      <w:r>
+        <w:t xml:space="preserve"> ряд</w:t>
+      </w:r>
+      <w:r>
+        <w:t xml:space="preserve">ом с тестовой библиотекой </w:t>
+      </w:r>
+      <w:r>
+        <w:rPr>
+          <w:b/>
+        </w:rPr>
+        <w:t>TSLog.Yard.Tests.dll</w:t>
+      </w:r>
+      <w:r>
+        <w:t xml:space="preserve"> (при каждой сборке этот файл настроек копируется в выходную директорию радом с библиотекой). Перед запуском каждого теста происходит подготовка окружения, а именно очищаются таблицы, в которых находятся значимые </w:t>
+      </w:r>
+      <w:r>
+        <w:rPr>
+          <w:b/>
+        </w:rPr>
+        <w:t>НЕ СПРАВОЧНЫЕ</w:t>
+      </w:r>
+      <w:r>
+        <w:t xml:space="preserve"> данные (таблицы очищаются </w:t>
+      </w:r>
+      <w:r>
+        <w:lastRenderedPageBreak/>
+        <w:t xml:space="preserve">оператором </w:t>
+      </w:r>
+      <w:r>
+        <w:rPr>
+          <w:b/>
+          <w:lang w:val="en-US"/>
+        </w:rPr>
+        <w:t>truncate</w:t>
+      </w:r>
+      <w:r>
+        <w:t xml:space="preserve">, что быстрее чем </w:t>
+      </w:r>
+      <w:r>
+        <w:rPr>
+          <w:b/>
+          <w:lang w:val="en-US"/>
+        </w:rPr>
+        <w:t>delete</w:t>
+      </w:r>
+      <w:r>
+        <w:t>, но восстановить данные после такой очистки невозможно)</w:t>
+      </w:r>
+      <w:r>
+        <w:t>. Таким образом перед запуском каждого теста мы получаем БД</w:t>
+      </w:r>
+      <w:r>
+        <w:t xml:space="preserve"> со структурой и</w:t>
+      </w:r>
+      <w:r>
+        <w:t xml:space="preserve"> со справочными данными, прочие (значимые) данные не будут вносить искажения в работу тестов. Далее при запуске каждого теста отрабатывает тестовый сценарий – создание объектов, изменения состояний объектов, получение и модификация объектов, удаление объектов… В процесс выполнения тестовых сценариев мы делаем различные проверки</w:t>
+      </w:r>
+      <w:r>
+        <w:t xml:space="preserve"> (методом </w:t>
+      </w:r>
+      <w:proofErr w:type="spellStart"/>
+      <w:r>
+        <w:rPr>
+          <w:b/>
+        </w:rPr>
+        <w:t>Assert.IsTrue</w:t>
+      </w:r>
+      <w:proofErr w:type="spellEnd"/>
+      <w:r>
+        <w:rPr>
+          <w:b/>
+        </w:rPr>
+        <w:t>(…)</w:t>
+      </w:r>
+      <w:r>
+        <w:t>)</w:t>
+      </w:r>
+      <w:r>
+        <w:t>.</w:t>
+      </w:r>
+    </w:p>
+    <w:p>
+      <w:pPr>
+        <w:rPr>
+          <w:b/>
+          <w:color w:val="FF0000"/>
+        </w:rPr>
+      </w:pPr>
+      <w:r>
+        <w:rPr>
+          <w:b/>
+          <w:color w:val="FF0000"/>
+        </w:rPr>
+        <w:t>Очень важно!</w:t>
+      </w:r>
+      <w:r>
+        <w:rPr>
+          <w:b/>
+          <w:color w:val="FF0000"/>
+        </w:rPr>
+        <w:t>!</w:t>
+      </w:r>
+      <w:r>
+        <w:rPr>
+          <w:b/>
+          <w:color w:val="FF0000"/>
+        </w:rPr>
+        <w:t xml:space="preserve"> </w:t>
+      </w:r>
+      <w:r>
+        <w:rPr>
+          <w:b/>
+          <w:color w:val="FF0000"/>
+        </w:rPr>
+        <w:t>Ни в коем случае нельзя подключать тесты к промышленным базам данных. При работе тестов происходит очистка таблиц с данными без возможности восстановления. Это испортит рабочие данные пользователей.</w:t>
+      </w:r>
+    </w:p>
+    <w:p>
+      <w:r>
+        <w:t xml:space="preserve">Ещё один важный момент. При подключении к БД </w:t>
+      </w:r>
+      <w:proofErr w:type="spellStart"/>
+      <w:r>
+        <w:rPr>
+          <w:b/>
+          <w:lang w:val="en-US"/>
+        </w:rPr>
+        <w:t>PostgeSQL</w:t>
+      </w:r>
+      <w:proofErr w:type="spellEnd"/>
+      <w:r>
+        <w:t xml:space="preserve"> </w:t>
+      </w:r>
+      <w:r>
+        <w:t xml:space="preserve">мы используем две учётные записи, одна от пользователя </w:t>
+      </w:r>
+      <w:proofErr w:type="spellStart"/>
+      <w:r>
+        <w:rPr>
+          <w:b/>
+        </w:rPr>
+        <w:t>yardadmin</w:t>
+      </w:r>
+      <w:proofErr w:type="spellEnd"/>
+      <w:r>
+        <w:t xml:space="preserve"> (параметр в </w:t>
+      </w:r>
+      <w:proofErr w:type="spellStart"/>
+      <w:proofErr w:type="gramStart"/>
+      <w:r>
+        <w:rPr>
+          <w:b/>
+        </w:rPr>
+        <w:t>appsettings.json</w:t>
+      </w:r>
+      <w:proofErr w:type="spellEnd"/>
+      <w:proofErr w:type="gramEnd"/>
+      <w:r>
+        <w:t xml:space="preserve"> </w:t>
+      </w:r>
+      <w:proofErr w:type="spellStart"/>
+      <w:r>
+        <w:rPr>
+          <w:b/>
+        </w:rPr>
+        <w:t>AdminUserName</w:t>
+      </w:r>
+      <w:proofErr w:type="spellEnd"/>
+      <w:r>
+        <w:t>)</w:t>
+      </w:r>
+      <w:r>
+        <w:t xml:space="preserve"> – </w:t>
+      </w:r>
+      <w:r>
+        <w:t xml:space="preserve">от этого пользователя происходит подготовка БД </w:t>
+      </w:r>
+      <w:r>
+        <w:rPr>
+          <w:b/>
+          <w:lang w:val="en-US"/>
+        </w:rPr>
+        <w:t>PostgreSQL</w:t>
+      </w:r>
+      <w:r>
+        <w:t xml:space="preserve"> (</w:t>
+      </w:r>
+      <w:r>
+        <w:t xml:space="preserve">очистка таблиц командой </w:t>
+      </w:r>
+      <w:r>
+        <w:rPr>
+          <w:lang w:val="en-US"/>
+        </w:rPr>
+        <w:t>truncate</w:t>
+      </w:r>
+      <w:r>
+        <w:t>)</w:t>
+      </w:r>
+      <w:r>
+        <w:t xml:space="preserve">, другая от пользователя </w:t>
+      </w:r>
+      <w:proofErr w:type="spellStart"/>
+      <w:r>
+        <w:rPr>
+          <w:b/>
+        </w:rPr>
+        <w:t>yarddispatcher</w:t>
+      </w:r>
+      <w:proofErr w:type="spellEnd"/>
+      <w:r>
+        <w:t xml:space="preserve"> (параметр в </w:t>
+      </w:r>
+      <w:proofErr w:type="spellStart"/>
+      <w:r>
+        <w:rPr>
+          <w:b/>
+        </w:rPr>
+        <w:t>appsettings.json</w:t>
+      </w:r>
+      <w:proofErr w:type="spellEnd"/>
+      <w:r>
+        <w:t xml:space="preserve"> </w:t>
+      </w:r>
+      <w:proofErr w:type="spellStart"/>
+      <w:r>
+        <w:rPr>
+          <w:b/>
+        </w:rPr>
+        <w:t>UserName</w:t>
+      </w:r>
+      <w:proofErr w:type="spellEnd"/>
+      <w:r>
+        <w:t>) – от этого пользователя происходит вы</w:t>
+      </w:r>
+      <w:r>
+        <w:t>п</w:t>
+      </w:r>
+      <w:r>
+        <w:t xml:space="preserve">олнение тестовых сценариев в БД </w:t>
+      </w:r>
+      <w:r>
+        <w:rPr>
+          <w:b/>
+          <w:lang w:val="en-US"/>
+        </w:rPr>
+        <w:t>PostgreSQL</w:t>
+      </w:r>
+      <w:r>
+        <w:t>.</w:t>
+      </w:r>
+    </w:p>
+    <w:p>
+      <w:pPr>
+        <w:rPr>
+          <w:b/>
+        </w:rPr>
+      </w:pPr>
+      <w:r>
+        <w:rPr>
+          <w:b/>
+        </w:rPr>
+        <w:t>Важно!</w:t>
+      </w:r>
+      <w:r>
+        <w:rPr>
+          <w:b/>
+        </w:rPr>
+        <w:t xml:space="preserve"> </w:t>
+      </w:r>
+      <w:r>
+        <w:rPr>
+          <w:b/>
+        </w:rPr>
+        <w:t>П</w:t>
+      </w:r>
+      <w:r>
+        <w:rPr>
+          <w:b/>
+        </w:rPr>
+        <w:t>ри работе тестов не происходит правка объектов БД из скриптов. Править объекты БД (таблицы, представления, хранимые процедуры, …) нужно вручную на тестовой БД.</w:t>
+      </w:r>
+    </w:p>
+    <w:p>
+      <w:r>
+        <w:t xml:space="preserve">В планах на будущее перенести скрипты по созданию структуры БД из </w:t>
+      </w:r>
+      <w:proofErr w:type="spellStart"/>
+      <w:r>
+        <w:t>репозитория</w:t>
+      </w:r>
+      <w:proofErr w:type="spellEnd"/>
+      <w:r>
+        <w:t xml:space="preserve"> </w:t>
+      </w:r>
+      <w:r>
+        <w:rPr>
+          <w:b/>
+          <w:lang w:val="en-US"/>
+        </w:rPr>
+        <w:t>Db</w:t>
+      </w:r>
+      <w:r>
+        <w:t xml:space="preserve"> </w:t>
+      </w:r>
+      <w:r>
+        <w:t xml:space="preserve">в </w:t>
+      </w:r>
+      <w:proofErr w:type="spellStart"/>
+      <w:r>
+        <w:t>репозиторий</w:t>
+      </w:r>
+      <w:proofErr w:type="spellEnd"/>
+      <w:r>
+        <w:t xml:space="preserve"> с приложениями </w:t>
+      </w:r>
+      <w:proofErr w:type="spellStart"/>
+      <w:r>
+        <w:rPr>
+          <w:b/>
+          <w:lang w:val="en-US"/>
+        </w:rPr>
+        <w:t>TSLog</w:t>
+      </w:r>
+      <w:proofErr w:type="spellEnd"/>
+      <w:r>
+        <w:rPr>
+          <w:b/>
+        </w:rPr>
+        <w:t>2</w:t>
+      </w:r>
+      <w:r>
+        <w:t xml:space="preserve"> и перед запуском тестов автоматически пересоздавать структуру БД скриптами и заполнять справочники. Таким образом будет проще тестировать структуру БД и код, который находится в БД (в частности хранимые процедуры).</w:t>
+      </w:r>
+    </w:p>
+    <w:p/>
+    <w:p>
+      <w:pPr>
+        <w:rPr>
+          <w:b/>
+        </w:rPr>
+      </w:pPr>
+      <w:r>
+        <w:rPr>
+          <w:b/>
+        </w:rPr>
+        <w:t>Запуск из командной строки</w:t>
+      </w:r>
+    </w:p>
+    <w:p>
+      <w:pPr>
+        <w:rPr>
+          <w:lang w:val="en-US"/>
+        </w:rPr>
+      </w:pPr>
+      <w:r>
+        <w:t xml:space="preserve">Для запуска из командной строки мы используем утилиту </w:t>
+      </w:r>
+      <w:r>
+        <w:rPr>
+          <w:b/>
+        </w:rPr>
+        <w:t>vstest.console.exe</w:t>
+      </w:r>
+      <w:r>
+        <w:t xml:space="preserve">. Она устанавливается вместе в </w:t>
+      </w:r>
+      <w:r>
+        <w:rPr>
+          <w:b/>
+          <w:lang w:val="en-US"/>
+        </w:rPr>
+        <w:t>Microsoft</w:t>
+      </w:r>
+      <w:r>
+        <w:rPr>
+          <w:b/>
+        </w:rPr>
+        <w:t xml:space="preserve"> </w:t>
+      </w:r>
+      <w:r>
+        <w:rPr>
+          <w:b/>
+          <w:lang w:val="en-US"/>
+        </w:rPr>
+        <w:t>Visual</w:t>
+      </w:r>
+      <w:r>
+        <w:rPr>
+          <w:b/>
+        </w:rPr>
+        <w:t xml:space="preserve"> </w:t>
+      </w:r>
+      <w:r>
+        <w:rPr>
+          <w:b/>
+          <w:lang w:val="en-US"/>
+        </w:rPr>
+        <w:t>Studio</w:t>
+      </w:r>
+      <w:r>
+        <w:t>. Утилита</w:t>
+      </w:r>
+      <w:r>
+        <w:rPr>
+          <w:lang w:val="en-US"/>
+        </w:rPr>
+        <w:t xml:space="preserve"> </w:t>
+      </w:r>
+      <w:r>
+        <w:t>обычно</w:t>
+      </w:r>
+      <w:r>
+        <w:rPr>
+          <w:lang w:val="en-US"/>
+        </w:rPr>
+        <w:t xml:space="preserve"> </w:t>
+      </w:r>
+      <w:r>
+        <w:t>находится</w:t>
+      </w:r>
+      <w:r>
+        <w:rPr>
+          <w:lang w:val="en-US"/>
+        </w:rPr>
+        <w:t xml:space="preserve"> </w:t>
+      </w:r>
+      <w:r>
+        <w:t>в</w:t>
+      </w:r>
+      <w:r>
+        <w:rPr>
+          <w:lang w:val="en-US"/>
+        </w:rPr>
+        <w:t xml:space="preserve"> </w:t>
+      </w:r>
+      <w:r>
+        <w:rPr>
+          <w:lang w:val="en-US"/>
+        </w:rPr>
+        <w:t>“</w:t>
+      </w:r>
+      <w:r>
+        <w:rPr>
+          <w:lang w:val="en-US"/>
+        </w:rPr>
+        <w:t>C:\Program Files\Microsoft Visual Studio\2022\Community\Common7\IDE\CommonExtensions\Microsoft\TestWindow</w:t>
+      </w:r>
+      <w:r>
+        <w:rPr>
+          <w:lang w:val="en-US"/>
+        </w:rPr>
+        <w:t>”</w:t>
+      </w:r>
+      <w:r>
+        <w:rPr>
+          <w:lang w:val="en-US"/>
+        </w:rPr>
+        <w:t xml:space="preserve">. </w:t>
+      </w:r>
+      <w:r>
+        <w:t xml:space="preserve">Для запуска тестов нужно </w:t>
+      </w:r>
+      <w:r>
+        <w:t xml:space="preserve">утилите </w:t>
+      </w:r>
+      <w:r>
+        <w:rPr>
+          <w:b/>
+          <w:lang w:val="en-US"/>
+        </w:rPr>
+        <w:t>v</w:t>
+      </w:r>
+      <w:r>
+        <w:rPr>
+          <w:b/>
+        </w:rPr>
+        <w:t>stest.console.exe</w:t>
+      </w:r>
+      <w:r>
+        <w:t xml:space="preserve"> указать в качестве параметра путь к собранной библиотеке с тестами. Пример</w:t>
+      </w:r>
+      <w:r>
+        <w:rPr>
+          <w:lang w:val="en-US"/>
+        </w:rPr>
+        <w:t xml:space="preserve"> </w:t>
+      </w:r>
+      <w:r>
+        <w:t>запуска</w:t>
+      </w:r>
+      <w:r>
+        <w:rPr>
+          <w:lang w:val="en-US"/>
+        </w:rPr>
+        <w:t>:</w:t>
+      </w:r>
+    </w:p>
+    <w:p>
+      <w:pPr>
+        <w:rPr>
+          <w:lang w:val="en-US"/>
+        </w:rPr>
+      </w:pPr>
+      <w:r>
+        <w:rPr>
+          <w:lang w:val="en-US"/>
+        </w:rPr>
+        <w:t xml:space="preserve">cd </w:t>
+      </w:r>
+      <w:r>
+        <w:rPr>
+          <w:lang w:val="en-US"/>
+        </w:rPr>
+        <w:t>“</w:t>
+      </w:r>
+      <w:r>
+        <w:rPr>
+          <w:lang w:val="en-US"/>
+        </w:rPr>
+        <w:t>C:\Program Files\Microsoft Visual Studio\2022\Community\Common7\IDE\Common</w:t>
+      </w:r>
+      <w:r>
+        <w:rPr>
+          <w:lang w:val="en-US"/>
+        </w:rPr>
+        <w:t>Extensions\Microsoft\TestWindow</w:t>
+      </w:r>
+      <w:r>
+        <w:rPr>
+          <w:lang w:val="en-US"/>
+        </w:rPr>
+        <w:t>”</w:t>
+      </w:r>
+    </w:p>
+    <w:p>
+      <w:pPr>
+        <w:rPr>
+          <w:lang w:val="en-US"/>
+        </w:rPr>
+      </w:pPr>
+      <w:r>
+        <w:rPr>
+          <w:lang w:val="en-US"/>
+        </w:rPr>
+        <w:t>.\vstest.console.exe "C:\m.burov\Projects\TSLog2\TSLog.Yard.Tests\bin\Debug\net7.0\TSLog.Yard.Tests.dll"</w:t>
+      </w:r>
+    </w:p>
+    <w:p>
+      <w:pPr>
+        <w:rPr>
+          <w:b/>
+        </w:rPr>
+      </w:pPr>
+      <w:r>
+        <w:rPr>
+          <w:b/>
+        </w:rPr>
+        <w:t>Важно! При запуске из командной строки консоль должна быть открыта от имени Администратора!</w:t>
+      </w:r>
+    </w:p>
+    <w:p>
       <w:bookmarkStart w:id="0" w:name="_GoBack"/>
       <w:bookmarkEnd w:id="0"/>
       <w:r>
-        <w:t xml:space="preserve"> создание операции двора и изменение её состояний в процессе жизненного цикла). </w:t>
-      </w:r>
-      <w:r>
-        <w:t>Описывать что проверяет каждый конкретный тест я в этом документе не буду, что то есть в комментариях в исходном коде, что то достаточно очевидно по коду и не требует пояснений.</w:t>
-      </w:r>
-    </w:p>
-    <w:p/>
+        <w:t xml:space="preserve"> </w:t>
+      </w:r>
+    </w:p>
     <w:p>
       <w:pPr>
         <w:rPr>
           <w:b/>
+          <w:lang w:val="en-US"/>
         </w:rPr>
       </w:pPr>
       <w:r>
         <w:rPr>
           <w:b/>
         </w:rPr>
-        <w:t>Порядок работы</w:t>
-      </w:r>
-    </w:p>
-    <w:p>
-      <w:r>
-        <w:t xml:space="preserve">При работе тестов библиотека </w:t>
-      </w:r>
-      <w:r>
-        <w:rPr>
-          <w:b/>
-        </w:rPr>
-        <w:t>TSLog.Yard.Tests.dll</w:t>
-      </w:r>
-      <w:r>
-        <w:t xml:space="preserve"> (с тестами) подключается к тестовым базам данных.</w:t>
-      </w:r>
-      <w:r>
-        <w:t xml:space="preserve"> Таким образом мы тестируем не только функциональность классов </w:t>
+        <w:t xml:space="preserve">Запуск из </w:t>
+      </w:r>
+      <w:r>
+        <w:rPr>
+          <w:b/>
+          <w:lang w:val="en-US"/>
+        </w:rPr>
+        <w:t>IDE</w:t>
+      </w:r>
+      <w:r>
+        <w:rPr>
+          <w:b/>
+        </w:rPr>
+        <w:t xml:space="preserve"> </w:t>
+      </w:r>
+      <w:r>
+        <w:rPr>
+          <w:b/>
+          <w:lang w:val="en-US"/>
+        </w:rPr>
+        <w:t>Visual</w:t>
+      </w:r>
+      <w:r>
+        <w:rPr>
+          <w:b/>
+        </w:rPr>
+        <w:t xml:space="preserve"> </w:t>
+      </w:r>
+      <w:r>
+        <w:rPr>
+          <w:b/>
+          <w:lang w:val="en-US"/>
+        </w:rPr>
+        <w:t>Studio</w:t>
+      </w:r>
+    </w:p>
+    <w:p>
+      <w:r>
+        <w:t xml:space="preserve">При запуске из среды разработки </w:t>
+      </w:r>
+      <w:r>
+        <w:rPr>
+          <w:lang w:val="en-US"/>
+        </w:rPr>
+        <w:t>Microsoft</w:t>
+      </w:r>
+      <w:r>
+        <w:t xml:space="preserve"> </w:t>
+      </w:r>
+      <w:r>
+        <w:rPr>
+          <w:lang w:val="en-US"/>
+        </w:rPr>
+        <w:t>Visual</w:t>
+      </w:r>
+      <w:r>
+        <w:t xml:space="preserve"> </w:t>
+      </w:r>
+      <w:r>
+        <w:rPr>
+          <w:lang w:val="en-US"/>
+        </w:rPr>
+        <w:t>Studio</w:t>
+      </w:r>
+      <w:r>
+        <w:t xml:space="preserve"> </w:t>
+      </w:r>
+      <w:r>
+        <w:t xml:space="preserve">нужно выбрать в главном меню пункт </w:t>
+      </w:r>
+      <w:r>
+        <w:rPr>
+          <w:b/>
+        </w:rPr>
+        <w:t>«Тест»</w:t>
       </w:r>
       <w:proofErr w:type="gramStart"/>
       <w:r>
         <w:rPr>
           <w:b/>
-          <w:lang w:val="en-US"/>
-        </w:rPr>
-        <w:t>Storage</w:t>
+        </w:rPr>
+        <w:t>-&gt;«</w:t>
       </w:r>
       <w:proofErr w:type="gramEnd"/>
       <w:r>
-        <w:t xml:space="preserve"> </w:t>
-      </w:r>
-      <w:r>
-        <w:t>но и функциональность в БД</w:t>
-      </w:r>
-      <w:r>
-        <w:t xml:space="preserve"> (в частности логику работы хранимых процедур)</w:t>
+        <w:rPr>
+          <w:b/>
+        </w:rPr>
+        <w:t>Запуск всех тестов»</w:t>
+      </w:r>
+      <w:r>
+        <w:t>. Все тесты в сборке (в библиотеке запустятся автоматически)</w:t>
+      </w:r>
+      <w:r>
+        <w:t xml:space="preserve">. Так же можно выбрать пункт меню </w:t>
+      </w:r>
+      <w:r>
+        <w:rPr>
+          <w:b/>
+        </w:rPr>
+        <w:t>«Тест»</w:t>
+      </w:r>
+      <w:proofErr w:type="gramStart"/>
+      <w:r>
+        <w:rPr>
+          <w:b/>
+        </w:rPr>
+        <w:t>-&gt;«</w:t>
+      </w:r>
+      <w:proofErr w:type="gramEnd"/>
+      <w:r>
+        <w:rPr>
+          <w:b/>
+        </w:rPr>
+        <w:t>Обозреватель тестов»</w:t>
+      </w:r>
+      <w:r>
+        <w:t xml:space="preserve"> - откроется окно со списком тестов, распределённых по библиотекам</w:t>
+      </w:r>
+      <w:r>
+        <w:t>/</w:t>
+      </w:r>
+      <w:r>
+        <w:t>классам. Из обозревателя тестов можно запускать тесты по одному или в режиме отладки.</w:t>
+      </w:r>
+      <w:r>
+        <w:t xml:space="preserve"> После запуска в обозревателе тестов видно, какие тесты прошли успешно, какие «упали», </w:t>
+      </w:r>
+      <w:r>
+        <w:lastRenderedPageBreak/>
+        <w:t>какие проигнорированы</w:t>
+      </w:r>
+      <w:r>
+        <w:t xml:space="preserve"> (</w:t>
+      </w:r>
+      <w:r>
+        <w:t xml:space="preserve">что бы тест проигнорировать его нужно пометить атрибутом </w:t>
+      </w:r>
+      <w:r>
+        <w:rPr>
+          <w:b/>
+        </w:rPr>
+        <w:t>[</w:t>
+      </w:r>
+      <w:proofErr w:type="spellStart"/>
+      <w:proofErr w:type="gramStart"/>
+      <w:r>
+        <w:rPr>
+          <w:b/>
+        </w:rPr>
+        <w:t>Ignore</w:t>
+      </w:r>
+      <w:proofErr w:type="spellEnd"/>
+      <w:r>
+        <w:rPr>
+          <w:b/>
+        </w:rPr>
+        <w:t>(</w:t>
+      </w:r>
+      <w:proofErr w:type="gramEnd"/>
+      <w:r>
+        <w:rPr>
+          <w:b/>
+        </w:rPr>
+        <w:t>"")]</w:t>
+      </w:r>
+      <w:r>
+        <w:t>)</w:t>
       </w:r>
       <w:r>
         <w:t>.</w:t>
       </w:r>
       <w:r>
-        <w:t xml:space="preserve"> Настройки подключения к тестовым БД находятся в файле настроек </w:t>
-      </w:r>
-      <w:proofErr w:type="spellStart"/>
-      <w:proofErr w:type="gramStart"/>
-      <w:r>
-        <w:rPr>
-          <w:b/>
-        </w:rPr>
-        <w:t>appsettings.json</w:t>
-      </w:r>
-      <w:proofErr w:type="spellEnd"/>
-      <w:proofErr w:type="gramEnd"/>
-      <w:r>
-        <w:t xml:space="preserve"> ряд</w:t>
-      </w:r>
-      <w:r>
-        <w:t xml:space="preserve">ом с тестовой библиотекой </w:t>
-      </w:r>
-      <w:r>
-        <w:rPr>
-          <w:b/>
-        </w:rPr>
-        <w:t>TSLog.Yard.Tests.dll</w:t>
-      </w:r>
-      <w:r>
-        <w:t xml:space="preserve"> (при каждой сборке этот файл настроек копируется в выходную директорию радом с библиотекой). Перед запуском каждого теста происходит подготовка окружения, а именно очищаются таблицы, в которых находятся значимые </w:t>
-      </w:r>
-      <w:r>
-        <w:rPr>
-          <w:b/>
-        </w:rPr>
-        <w:t>НЕ СПРАВОЧНЫЕ</w:t>
-      </w:r>
-      <w:r>
-        <w:t xml:space="preserve"> данные (таблицы очищаются </w:t>
-      </w:r>
-      <w:r>
-        <w:lastRenderedPageBreak/>
-        <w:t xml:space="preserve">оператором </w:t>
-      </w:r>
-      <w:r>
-        <w:rPr>
-          <w:b/>
-          <w:lang w:val="en-US"/>
-        </w:rPr>
-        <w:t>truncate</w:t>
-      </w:r>
-      <w:r>
-        <w:t xml:space="preserve">, что быстрее чем </w:t>
-      </w:r>
-      <w:r>
-        <w:rPr>
-          <w:b/>
-          <w:lang w:val="en-US"/>
-        </w:rPr>
-        <w:t>delete</w:t>
-      </w:r>
-      <w:r>
-        <w:t>, но восстановить данные после такой очистки невозможно)</w:t>
-      </w:r>
-      <w:r>
-        <w:t>. Таким образом перед запуском каждого теста мы получаем БД</w:t>
-      </w:r>
-      <w:r>
-        <w:t xml:space="preserve"> со структурой и</w:t>
-      </w:r>
-      <w:r>
-        <w:t xml:space="preserve"> со справочными данными, прочие (значимые) данные не будут вносить искажения в работу тестов. Далее при запуске каждого теста отрабатывает тестовый сценарий – создание объектов, изменения состояний объектов, получение и модификация объектов, удаление объектов… В процесс выполнения тестовых сценариев мы делаем различные проверки</w:t>
-      </w:r>
-      <w:r>
-        <w:t xml:space="preserve"> (методом </w:t>
-      </w:r>
-      <w:proofErr w:type="spellStart"/>
-      <w:r>
-        <w:rPr>
-          <w:b/>
-        </w:rPr>
-        <w:t>Assert.IsTrue</w:t>
-      </w:r>
-      <w:proofErr w:type="spellEnd"/>
-      <w:r>
-        <w:rPr>
-          <w:b/>
-        </w:rPr>
-        <w:t>(…)</w:t>
-      </w:r>
-      <w:r>
-        <w:t>)</w:t>
-      </w:r>
-      <w:r>
-        <w:t>.</w:t>
-      </w:r>
-    </w:p>
-    <w:p>
-      <w:pPr>
-        <w:rPr>
-          <w:b/>
-          <w:color w:val="FF0000"/>
-        </w:rPr>
-      </w:pPr>
-      <w:r>
-        <w:rPr>
-          <w:b/>
-          <w:color w:val="FF0000"/>
-        </w:rPr>
-        <w:t>Очень важно!</w:t>
-      </w:r>
-      <w:r>
-        <w:rPr>
-          <w:b/>
-          <w:color w:val="FF0000"/>
-        </w:rPr>
-        <w:t>!</w:t>
-      </w:r>
-      <w:r>
-        <w:rPr>
-          <w:b/>
-          <w:color w:val="FF0000"/>
-        </w:rPr>
-        <w:t xml:space="preserve"> </w:t>
-      </w:r>
-      <w:r>
-        <w:rPr>
-          <w:b/>
-          <w:color w:val="FF0000"/>
-        </w:rPr>
-        <w:t>Ни в коем случае нельзя подключать тесты к промышленным базам данных. При работе тестов происходит очистка таблиц с данными без возможности восстановления. Это испортит рабочие данные пользователей.</w:t>
-      </w:r>
-    </w:p>
-    <w:p>
-      <w:r>
-        <w:t xml:space="preserve">Ещё один важный момент. При подключении к БД </w:t>
-      </w:r>
-      <w:proofErr w:type="spellStart"/>
-      <w:r>
-        <w:rPr>
-          <w:b/>
-          <w:lang w:val="en-US"/>
-        </w:rPr>
-        <w:t>PostgeSQL</w:t>
-      </w:r>
-      <w:proofErr w:type="spellEnd"/>
-      <w:r>
-        <w:t xml:space="preserve"> </w:t>
-      </w:r>
-      <w:r>
-        <w:t xml:space="preserve">мы используем две учётные записи, одна от пользователя </w:t>
-      </w:r>
-      <w:proofErr w:type="spellStart"/>
-      <w:r>
-        <w:rPr>
-          <w:b/>
-        </w:rPr>
-        <w:t>yardadmin</w:t>
-      </w:r>
-      <w:proofErr w:type="spellEnd"/>
-      <w:r>
-        <w:t xml:space="preserve"> (параметр в </w:t>
-      </w:r>
-      <w:proofErr w:type="spellStart"/>
-      <w:proofErr w:type="gramStart"/>
-      <w:r>
-        <w:rPr>
-          <w:b/>
-        </w:rPr>
-        <w:t>appsettings.json</w:t>
-      </w:r>
-      <w:proofErr w:type="spellEnd"/>
-      <w:proofErr w:type="gramEnd"/>
-      <w:r>
-        <w:t xml:space="preserve"> </w:t>
-      </w:r>
-      <w:proofErr w:type="spellStart"/>
-      <w:r>
-        <w:rPr>
-          <w:b/>
-        </w:rPr>
-        <w:t>AdminUserName</w:t>
-      </w:r>
-      <w:proofErr w:type="spellEnd"/>
-      <w:r>
-        <w:t>)</w:t>
-      </w:r>
-      <w:r>
-        <w:t xml:space="preserve"> – </w:t>
-      </w:r>
-      <w:r>
-        <w:t xml:space="preserve">от этого пользователя происходит подготовка БД </w:t>
-      </w:r>
-      <w:r>
-        <w:rPr>
-          <w:b/>
-          <w:lang w:val="en-US"/>
-        </w:rPr>
-        <w:t>PostgreSQL</w:t>
-      </w:r>
-      <w:r>
-        <w:t xml:space="preserve"> (</w:t>
-      </w:r>
-      <w:r>
-        <w:t xml:space="preserve">очистка таблиц командой </w:t>
-      </w:r>
-      <w:r>
-        <w:rPr>
-          <w:lang w:val="en-US"/>
-        </w:rPr>
-        <w:t>truncate</w:t>
-      </w:r>
-      <w:r>
-        <w:t>)</w:t>
-      </w:r>
-      <w:r>
-        <w:t xml:space="preserve">, другая от пользователя </w:t>
-      </w:r>
-      <w:proofErr w:type="spellStart"/>
-      <w:r>
-        <w:rPr>
-          <w:b/>
-        </w:rPr>
-        <w:t>yarddispatcher</w:t>
-      </w:r>
-      <w:proofErr w:type="spellEnd"/>
-      <w:r>
-        <w:t xml:space="preserve"> (параметр в </w:t>
-      </w:r>
-      <w:proofErr w:type="spellStart"/>
-      <w:r>
-        <w:rPr>
-          <w:b/>
-        </w:rPr>
-        <w:t>appsettings.json</w:t>
-      </w:r>
-      <w:proofErr w:type="spellEnd"/>
-      <w:r>
-        <w:t xml:space="preserve"> </w:t>
-      </w:r>
-      <w:proofErr w:type="spellStart"/>
-      <w:r>
-        <w:rPr>
-          <w:b/>
-        </w:rPr>
-        <w:t>UserName</w:t>
-      </w:r>
-      <w:proofErr w:type="spellEnd"/>
-      <w:r>
-        <w:t>) – от этого пользователя происходит вы</w:t>
-      </w:r>
-      <w:r>
-        <w:t>п</w:t>
-      </w:r>
-      <w:r>
-        <w:t xml:space="preserve">олнение тестовых сценариев в БД </w:t>
-      </w:r>
-      <w:r>
-        <w:rPr>
-          <w:b/>
-          <w:lang w:val="en-US"/>
-        </w:rPr>
-        <w:t>PostgreSQL</w:t>
-      </w:r>
-      <w:r>
-        <w:t>.</w:t>
-      </w:r>
-    </w:p>
-    <w:p>
-      <w:pPr>
-        <w:rPr>
-          <w:b/>
-        </w:rPr>
-      </w:pPr>
-      <w:r>
-        <w:rPr>
-          <w:b/>
-        </w:rPr>
-        <w:t>Важно!</w:t>
-      </w:r>
-      <w:r>
-        <w:rPr>
-          <w:b/>
-        </w:rPr>
-        <w:t xml:space="preserve"> </w:t>
-      </w:r>
-      <w:r>
-        <w:rPr>
-          <w:b/>
-        </w:rPr>
-        <w:t>П</w:t>
-      </w:r>
-      <w:r>
-        <w:rPr>
-          <w:b/>
-        </w:rPr>
-        <w:t>ри работе тестов не происходит правка объектов БД из скриптов. Править объекты БД (таблицы, представления, хранимые процедуры, …) нужно вручную на тестовой БД.</w:t>
-      </w:r>
-    </w:p>
-    <w:p>
-      <w:r>
-        <w:t xml:space="preserve">В планах на будущее перенести скрипты по созданию структуры БД из </w:t>
-      </w:r>
-      <w:proofErr w:type="spellStart"/>
-      <w:r>
-        <w:t>репозитория</w:t>
-      </w:r>
-      <w:proofErr w:type="spellEnd"/>
-      <w:r>
-        <w:t xml:space="preserve"> </w:t>
-      </w:r>
-      <w:r>
-        <w:rPr>
-          <w:b/>
-          <w:lang w:val="en-US"/>
-        </w:rPr>
-        <w:t>Db</w:t>
-      </w:r>
-      <w:r>
-        <w:t xml:space="preserve"> </w:t>
-      </w:r>
-      <w:r>
-        <w:t xml:space="preserve">в </w:t>
-      </w:r>
-      <w:proofErr w:type="spellStart"/>
-      <w:r>
-        <w:t>репозиторий</w:t>
-      </w:r>
-      <w:proofErr w:type="spellEnd"/>
-      <w:r>
-        <w:t xml:space="preserve"> с приложениями </w:t>
-      </w:r>
-      <w:proofErr w:type="spellStart"/>
-      <w:r>
-        <w:rPr>
-          <w:b/>
-          <w:lang w:val="en-US"/>
-        </w:rPr>
-        <w:t>TSLog</w:t>
-      </w:r>
-      <w:proofErr w:type="spellEnd"/>
-      <w:r>
-        <w:rPr>
-          <w:b/>
-        </w:rPr>
-        <w:t>2</w:t>
-      </w:r>
-      <w:r>
-        <w:t xml:space="preserve"> и перед запуском тестов автоматически пересоздавать структуру БД скриптами и заполнять справочники. Таким образом будет проще тестировать структуру БД и код, который находится в БД (в частности хранимые процедуры).</w:t>
-      </w:r>
-    </w:p>
-    <w:p/>
-    <w:p>
-      <w:pPr>
-        <w:rPr>
-          <w:b/>
-        </w:rPr>
-      </w:pPr>
-      <w:r>
-        <w:rPr>
-          <w:b/>
-        </w:rPr>
-        <w:t>Запуск из командной строки</w:t>
-      </w:r>
-    </w:p>
-    <w:p>
-      <w:pPr>
-        <w:rPr>
-          <w:lang w:val="en-US"/>
-        </w:rPr>
-      </w:pPr>
-      <w:r>
-        <w:t xml:space="preserve">Для запуска из командной строки мы используем утилиту </w:t>
-      </w:r>
-      <w:r>
-        <w:rPr>
-          <w:b/>
-        </w:rPr>
-        <w:t>vstest.console.exe</w:t>
-      </w:r>
-      <w:r>
-        <w:t xml:space="preserve">. Она устанавливается вместе в </w:t>
-      </w:r>
-      <w:r>
-        <w:rPr>
-          <w:b/>
-          <w:lang w:val="en-US"/>
-        </w:rPr>
-        <w:t>Microsoft</w:t>
-      </w:r>
-      <w:r>
-        <w:rPr>
-          <w:b/>
-        </w:rPr>
-        <w:t xml:space="preserve"> </w:t>
-      </w:r>
-      <w:r>
-        <w:rPr>
-          <w:b/>
-          <w:lang w:val="en-US"/>
-        </w:rPr>
-        <w:t>Visual</w:t>
-      </w:r>
-      <w:r>
-        <w:rPr>
-          <w:b/>
-        </w:rPr>
-        <w:t xml:space="preserve"> </w:t>
-      </w:r>
-      <w:r>
-        <w:rPr>
-          <w:b/>
-          <w:lang w:val="en-US"/>
-        </w:rPr>
-        <w:t>Studio</w:t>
-      </w:r>
-      <w:r>
-        <w:t>. Утилита</w:t>
-      </w:r>
-      <w:r>
-        <w:rPr>
-          <w:lang w:val="en-US"/>
-        </w:rPr>
-        <w:t xml:space="preserve"> </w:t>
-      </w:r>
-      <w:r>
-        <w:t>обычно</w:t>
-      </w:r>
-      <w:r>
-        <w:rPr>
-          <w:lang w:val="en-US"/>
-        </w:rPr>
-        <w:t xml:space="preserve"> </w:t>
-      </w:r>
-      <w:r>
-        <w:t>находится</w:t>
-      </w:r>
-      <w:r>
-        <w:rPr>
-          <w:lang w:val="en-US"/>
-        </w:rPr>
-        <w:t xml:space="preserve"> </w:t>
-      </w:r>
-      <w:r>
-        <w:t>в</w:t>
-      </w:r>
-      <w:r>
-        <w:rPr>
-          <w:lang w:val="en-US"/>
-        </w:rPr>
-        <w:t xml:space="preserve"> </w:t>
-      </w:r>
-      <w:r>
-        <w:rPr>
-          <w:lang w:val="en-US"/>
-        </w:rPr>
-        <w:t>“</w:t>
-      </w:r>
-      <w:r>
-        <w:rPr>
-          <w:lang w:val="en-US"/>
-        </w:rPr>
-        <w:t>C:\Program Files\Microsoft Visual Studio\2022\Community\Common7\IDE\CommonExtensions\Microsoft\TestWindow</w:t>
-      </w:r>
-      <w:r>
-        <w:rPr>
-          <w:lang w:val="en-US"/>
-        </w:rPr>
-        <w:t>”</w:t>
-      </w:r>
-      <w:r>
-        <w:rPr>
-          <w:lang w:val="en-US"/>
-        </w:rPr>
-        <w:t xml:space="preserve">. </w:t>
-      </w:r>
-      <w:r>
-        <w:t xml:space="preserve">Для запуска тестов нужно </w:t>
-      </w:r>
-      <w:r>
-        <w:t xml:space="preserve">утилите </w:t>
-      </w:r>
-      <w:r>
-        <w:rPr>
-          <w:b/>
-          <w:lang w:val="en-US"/>
-        </w:rPr>
-        <w:t>v</w:t>
-      </w:r>
-      <w:r>
-        <w:rPr>
-          <w:b/>
-        </w:rPr>
-        <w:t>stest.console.exe</w:t>
-      </w:r>
-      <w:r>
-        <w:t xml:space="preserve"> указать в качестве параметра путь к собранной библиотеке с тестами. Пример</w:t>
-      </w:r>
-      <w:r>
-        <w:rPr>
-          <w:lang w:val="en-US"/>
-        </w:rPr>
-        <w:t xml:space="preserve"> </w:t>
-      </w:r>
-      <w:r>
-        <w:t>запуска</w:t>
-      </w:r>
-      <w:r>
-        <w:rPr>
-          <w:lang w:val="en-US"/>
-        </w:rPr>
-        <w:t>:</w:t>
-      </w:r>
-    </w:p>
-    <w:p>
-      <w:pPr>
-        <w:rPr>
-          <w:lang w:val="en-US"/>
-        </w:rPr>
-      </w:pPr>
-      <w:r>
-        <w:rPr>
-          <w:lang w:val="en-US"/>
-        </w:rPr>
-        <w:t xml:space="preserve">cd </w:t>
-      </w:r>
-      <w:r>
-        <w:rPr>
-          <w:lang w:val="en-US"/>
-        </w:rPr>
-        <w:t>“</w:t>
-      </w:r>
-      <w:r>
-        <w:rPr>
-          <w:lang w:val="en-US"/>
-        </w:rPr>
-        <w:t>C:\Program Files\Microsoft Visual Studio\2022\Community\Common7\IDE\Common</w:t>
-      </w:r>
-      <w:r>
-        <w:rPr>
-          <w:lang w:val="en-US"/>
-        </w:rPr>
-        <w:t>Extensions\Microsoft\TestWindow</w:t>
-      </w:r>
-      <w:r>
-        <w:rPr>
-          <w:lang w:val="en-US"/>
-        </w:rPr>
-        <w:t>”</w:t>
-      </w:r>
-    </w:p>
-    <w:p>
-      <w:pPr>
-        <w:rPr>
-          <w:lang w:val="en-US"/>
-        </w:rPr>
-      </w:pPr>
-      <w:r>
-        <w:rPr>
-          <w:lang w:val="en-US"/>
-        </w:rPr>
-        <w:t>.\vstest.console.exe "C:\m.burov\Projects\TSLog2\TSLog.Yard.Tests\bin\Debug\net7.0\TSLog.Yard.Tests.dll"</w:t>
-      </w:r>
-    </w:p>
-    <w:p>
-      <w:pPr>
-        <w:rPr>
-          <w:lang w:val="en-US"/>
-        </w:rPr>
-      </w:pPr>
-    </w:p>
-    <w:p>
-      <w:pPr>
-        <w:rPr>
-          <w:b/>
-          <w:lang w:val="en-US"/>
-        </w:rPr>
-      </w:pPr>
-      <w:r>
-        <w:rPr>
-          <w:b/>
-        </w:rPr>
-        <w:t xml:space="preserve">Запуск из </w:t>
-      </w:r>
-      <w:r>
-        <w:rPr>
-          <w:b/>
-          <w:lang w:val="en-US"/>
-        </w:rPr>
-        <w:t>IDE</w:t>
-      </w:r>
-      <w:r>
-        <w:rPr>
-          <w:b/>
-        </w:rPr>
-        <w:t xml:space="preserve"> </w:t>
-      </w:r>
-      <w:r>
-        <w:rPr>
-          <w:b/>
-          <w:lang w:val="en-US"/>
-        </w:rPr>
-        <w:t>Visual</w:t>
-      </w:r>
-      <w:r>
-        <w:rPr>
-          <w:b/>
-        </w:rPr>
-        <w:t xml:space="preserve"> </w:t>
-      </w:r>
-      <w:r>
-        <w:rPr>
-          <w:b/>
-          <w:lang w:val="en-US"/>
-        </w:rPr>
-        <w:t>Studio</w:t>
-      </w:r>
-    </w:p>
-    <w:p>
-      <w:r>
-        <w:t xml:space="preserve">При запуске из среды разработки </w:t>
-      </w:r>
-      <w:r>
-        <w:rPr>
-          <w:lang w:val="en-US"/>
-        </w:rPr>
-        <w:t>Microsoft</w:t>
-      </w:r>
-      <w:r>
-        <w:t xml:space="preserve"> </w:t>
-      </w:r>
-      <w:r>
-        <w:rPr>
-          <w:lang w:val="en-US"/>
-        </w:rPr>
-        <w:t>Visual</w:t>
-      </w:r>
-      <w:r>
-        <w:t xml:space="preserve"> </w:t>
-      </w:r>
-      <w:r>
-        <w:rPr>
-          <w:lang w:val="en-US"/>
-        </w:rPr>
-        <w:t>Studio</w:t>
-      </w:r>
-      <w:r>
-        <w:t xml:space="preserve"> </w:t>
-      </w:r>
-      <w:r>
-        <w:t xml:space="preserve">нужно выбрать в главном меню пункт </w:t>
-      </w:r>
-      <w:r>
-        <w:rPr>
-          <w:b/>
-        </w:rPr>
-        <w:t>«Тест»</w:t>
-      </w:r>
-      <w:proofErr w:type="gramStart"/>
-      <w:r>
-        <w:rPr>
-          <w:b/>
-        </w:rPr>
-        <w:t>-&gt;«</w:t>
-      </w:r>
-      <w:proofErr w:type="gramEnd"/>
-      <w:r>
-        <w:rPr>
-          <w:b/>
-        </w:rPr>
-        <w:t>Запуск всех тестов»</w:t>
-      </w:r>
-      <w:r>
-        <w:t>. Все тесты в сборке (в библиотеке запустятся автоматически)</w:t>
-      </w:r>
-      <w:r>
-        <w:t xml:space="preserve">. Так же можно выбрать пункт меню </w:t>
-      </w:r>
-      <w:r>
-        <w:rPr>
-          <w:b/>
-        </w:rPr>
-        <w:t>«Тест»</w:t>
-      </w:r>
-      <w:proofErr w:type="gramStart"/>
-      <w:r>
-        <w:rPr>
-          <w:b/>
-        </w:rPr>
-        <w:t>-&gt;«</w:t>
-      </w:r>
-      <w:proofErr w:type="gramEnd"/>
-      <w:r>
-        <w:rPr>
-          <w:b/>
-        </w:rPr>
-        <w:t>Обозреватель тестов»</w:t>
-      </w:r>
-      <w:r>
-        <w:t xml:space="preserve"> - откроется окно со списком тестов, распределённых по библиотекам</w:t>
-      </w:r>
-      <w:r>
-        <w:t>/</w:t>
-      </w:r>
-      <w:r>
-        <w:t>классам. Из обозревателя тестов можно запускать тесты по одному или в режиме отладки.</w:t>
-      </w:r>
-      <w:r>
-        <w:t xml:space="preserve"> После запуска в обозревателе тестов видно, какие тесты прошли успешно, какие «упали», какие проигнорированы</w:t>
-      </w:r>
-      <w:r>
-        <w:t xml:space="preserve"> (</w:t>
-      </w:r>
-      <w:r>
-        <w:t xml:space="preserve">что бы тест проигнорировать его нужно пометить атрибутом </w:t>
-      </w:r>
-      <w:r>
-        <w:rPr>
-          <w:b/>
-        </w:rPr>
-        <w:t>[</w:t>
-      </w:r>
-      <w:proofErr w:type="spellStart"/>
-      <w:proofErr w:type="gramStart"/>
-      <w:r>
-        <w:rPr>
-          <w:b/>
-        </w:rPr>
-        <w:t>Ignore</w:t>
-      </w:r>
-      <w:proofErr w:type="spellEnd"/>
-      <w:r>
-        <w:rPr>
-          <w:b/>
-        </w:rPr>
-        <w:t>(</w:t>
-      </w:r>
-      <w:proofErr w:type="gramEnd"/>
-      <w:r>
-        <w:rPr>
-          <w:b/>
-        </w:rPr>
-        <w:t>"")]</w:t>
-      </w:r>
-      <w:r>
-        <w:t>)</w:t>
-      </w:r>
-      <w:r>
-        <w:t>.</w:t>
-      </w:r>
-      <w:r>
-        <w:t xml:space="preserve"> Запуск теста (тестов) в режиме отладки с возможностью поставить точки </w:t>
-      </w:r>
-      <w:r>
-        <w:lastRenderedPageBreak/>
-        <w:t xml:space="preserve">остановки происходит из обозревателя тестов из пункта меню </w:t>
+        <w:t xml:space="preserve"> Запуск теста (тестов) в режиме отладки с возможностью поставить точки остановки происходит из обозревателя тестов из пункта меню </w:t>
       </w:r>
       <w:r>
         <w:rPr>
